--- a/wayfinder/resume.docx
+++ b/wayfinder/resume.docx
@@ -1016,7 +1016,7 @@
           <w:szCs w:val="22"/>
           <w:rtl w:val="0"/>
         </w:rPr>
-        <w:t xml:space="preserve">Research Plans, Synthesis, Analytics, A/B &amp; Usability Testing, Interviews, Surveys</w:t>
+        <w:t xml:space="preserve">Research Plans, Analytics, A/B &amp; Usability Testing, Interviews, Surveys</w:t>
       </w:r>
     </w:p>
     <w:p>

--- a/wayfinder/resume.docx
+++ b/wayfinder/resume.docx
@@ -781,7 +781,7 @@
     </w:p>
     <w:p>
       <w:pPr>
-        <w:spacing w:after="200" w:before="0" w:line="240" w:lineRule="auto"/>
+        <w:spacing w:after="200" w:before="40" w:line="240" w:lineRule="auto"/>
         <w:rPr/>
       </w:pPr>
       <w:r>
@@ -841,7 +841,7 @@
     </w:p>
     <w:p>
       <w:pPr>
-        <w:spacing w:before="100" w:line="240" w:lineRule="auto"/>
+        <w:spacing w:before="90" w:line="240" w:lineRule="auto"/>
         <w:rPr>
           <w:rFonts w:ascii="Arial" w:cs="Arial" w:eastAsia="Arial" w:hAnsi="Arial"/>
           <w:sz w:val="22"/>
@@ -871,7 +871,7 @@
     </w:p>
     <w:p>
       <w:pPr>
-        <w:spacing w:before="100" w:line="240" w:lineRule="auto"/>
+        <w:spacing w:before="90" w:line="240" w:lineRule="auto"/>
         <w:rPr>
           <w:rFonts w:ascii="Arial" w:cs="Arial" w:eastAsia="Arial" w:hAnsi="Arial"/>
           <w:sz w:val="22"/>
@@ -901,7 +901,7 @@
     </w:p>
     <w:p>
       <w:pPr>
-        <w:spacing w:before="100" w:line="240" w:lineRule="auto"/>
+        <w:spacing w:before="90" w:line="240" w:lineRule="auto"/>
         <w:rPr>
           <w:rFonts w:ascii="Arial" w:cs="Arial" w:eastAsia="Arial" w:hAnsi="Arial"/>
           <w:sz w:val="22"/>
@@ -931,7 +931,7 @@
     </w:p>
     <w:p>
       <w:pPr>
-        <w:spacing w:before="100" w:line="240" w:lineRule="auto"/>
+        <w:spacing w:before="90" w:line="240" w:lineRule="auto"/>
         <w:rPr>
           <w:rFonts w:ascii="Arial" w:cs="Arial" w:eastAsia="Arial" w:hAnsi="Arial"/>
           <w:sz w:val="22"/>
@@ -961,7 +961,7 @@
     </w:p>
     <w:p>
       <w:pPr>
-        <w:spacing w:before="100" w:line="240" w:lineRule="auto"/>
+        <w:spacing w:before="90" w:line="240" w:lineRule="auto"/>
         <w:rPr>
           <w:rFonts w:ascii="Arial" w:cs="Arial" w:eastAsia="Arial" w:hAnsi="Arial"/>
           <w:sz w:val="22"/>
@@ -991,7 +991,7 @@
     </w:p>
     <w:p>
       <w:pPr>
-        <w:spacing w:before="100" w:line="240" w:lineRule="auto"/>
+        <w:spacing w:before="90" w:line="240" w:lineRule="auto"/>
         <w:rPr>
           <w:rFonts w:ascii="Arial" w:cs="Arial" w:eastAsia="Arial" w:hAnsi="Arial"/>
           <w:sz w:val="22"/>
@@ -1021,7 +1021,7 @@
     </w:p>
     <w:p>
       <w:pPr>
-        <w:spacing w:before="100" w:line="240" w:lineRule="auto"/>
+        <w:spacing w:before="90" w:line="240" w:lineRule="auto"/>
         <w:rPr>
           <w:rFonts w:ascii="Arial" w:cs="Arial" w:eastAsia="Arial" w:hAnsi="Arial"/>
           <w:sz w:val="22"/>

--- a/wayfinder/resume.docx
+++ b/wayfinder/resume.docx
@@ -896,7 +896,7 @@
           <w:szCs w:val="22"/>
           <w:rtl w:val="0"/>
         </w:rPr>
-        <w:t xml:space="preserve">Figma Make, Claude Code, MCP integrations (Pendo), AI-assisted analysis and prototyping</w:t>
+        <w:t xml:space="preserve">Figma Make, Claude Code, MCP Integrations (Pendo), AI-Assisted Analysis &amp; Prototyping</w:t>
       </w:r>
     </w:p>
     <w:p>
@@ -956,7 +956,7 @@
           <w:szCs w:val="22"/>
           <w:rtl w:val="0"/>
         </w:rPr>
-        <w:t xml:space="preserve">WCAG 2.1 AA, CPACC (in progress), keyboard &amp; screen-reader-aware design</w:t>
+        <w:t xml:space="preserve">WCAG 2.1 AA, CPACC (in progress), Keyboard &amp; Screen-Reader-Aware Design</w:t>
       </w:r>
     </w:p>
     <w:p>

--- a/wayfinder/resume.docx
+++ b/wayfinder/resume.docx
@@ -338,7 +338,7 @@
           <w:bCs w:val="0"/>
           <w:rtl w:val="0"/>
         </w:rPr>
-        <w:t xml:space="preserve">Redesigned onboarding for a 2x longer intake survey, holding completion near 84% with chunking and micro-interactions to cut cognitive load; built Encoura's first in-app A/B test.</w:t>
+        <w:t xml:space="preserve">Redesigned onboarding for a 2x longer intake survey maintaining completion rates using chunking and micro-interactions to cut cognitive load; built Encoura's first in-app A/B test.</w:t>
       </w:r>
       <w:r>
         <w:rPr>

--- a/wayfinder/resume.docx
+++ b/wayfinder/resume.docx
@@ -140,7 +140,7 @@
           <w:iCs w:val="1"/>
           <w:rtl w:val="0"/>
         </w:rPr>
-        <w:t xml:space="preserve">Product designer for K-12 college and career readiness, backed by learning science and data.</w:t>
+        <w:t xml:space="preserve">K-12 product designer grounded in learning science, accessibility, and AI-assisted prototyping.</w:t>
       </w:r>
       <w:r>
         <w:rPr>

--- a/wayfinder/resume.docx
+++ b/wayfinder/resume.docx
@@ -225,7 +225,7 @@
           <w:rFonts w:ascii="Arial" w:cs="Arial" w:eastAsia="Arial" w:hAnsi="Arial"/>
           <w:rtl w:val="0"/>
         </w:rPr>
-        <w:t xml:space="preserve">Mar 2025 - Present</w:t>
+        <w:t xml:space="preserve">Mar 2026 - Present</w:t>
       </w:r>
       <w:r>
         <w:rPr>
